--- a/Lailaa Holmes Proposal Data.docx
+++ b/Lailaa Holmes Proposal Data.docx
@@ -1,58 +1,31 @@
 
 <file path=word/document.xml><?xml version="1.0" encoding="utf-8"?>
-<w:document xmlns:wpc="http://schemas.microsoft.com/office/word/2010/wordprocessingCanvas" xmlns:mc="http://schemas.openxmlformats.org/markup-compatibility/2006" xmlns:o="urn:schemas-microsoft-com:office:office" xmlns:r="http://schemas.openxmlformats.org/officeDocument/2006/relationships" xmlns:m="http://schemas.openxmlformats.org/officeDocument/2006/math" xmlns:v="urn:schemas-microsoft-com:vml" xmlns:wp14="http://schemas.microsoft.com/office/word/2010/wordprocessingDrawing" xmlns:wp="http://schemas.openxmlformats.org/drawingml/2006/wordprocessingDrawing" xmlns:w10="urn:schemas-microsoft-com:office:word" xmlns:w="http://schemas.openxmlformats.org/wordprocessingml/2006/main" xmlns:w14="http://schemas.microsoft.com/office/word/2010/wordml" xmlns:w15="http://schemas.microsoft.com/office/word/2012/wordml" xmlns:wpg="http://schemas.microsoft.com/office/word/2010/wordprocessingGroup" xmlns:wpi="http://schemas.microsoft.com/office/word/2010/wordprocessingInk" xmlns:wne="http://schemas.microsoft.com/office/word/2006/wordml" xmlns:wps="http://schemas.microsoft.com/office/word/2010/wordprocessingShape" xmlns:w16se="http://schemas.microsoft.com/office/word/2015/wordml/symex" xmlns:w16cid="http://schemas.microsoft.com/office/word/2016/wordml/cid" xmlns:w16="http://schemas.microsoft.com/office/word/2018/wordml" xmlns:w16cex="http://schemas.microsoft.com/office/word/2018/wordml/cex" xmlns:w16sdtdh="http://schemas.microsoft.com/office/word/2020/wordml/sdtdatahash" xmlns:w16sdtfl="http://schemas.microsoft.com/office/word/2024/wordml/sdtformatlock" mc:Ignorable="w14 w15 wp14 w16se w16cid w16 w16cex w16sdtdh w16sdtfl">
+<w:document xmlns:wpc="http://schemas.microsoft.com/office/word/2010/wordprocessingCanvas" xmlns:cx="http://schemas.microsoft.com/office/drawing/2014/chartex" xmlns:cx1="http://schemas.microsoft.com/office/drawing/2015/9/8/chartex" xmlns:cx2="http://schemas.microsoft.com/office/drawing/2015/10/21/chartex" xmlns:cx3="http://schemas.microsoft.com/office/drawing/2016/5/9/chartex" xmlns:cx4="http://schemas.microsoft.com/office/drawing/2016/5/10/chartex" xmlns:cx5="http://schemas.microsoft.com/office/drawing/2016/5/11/chartex" xmlns:cx6="http://schemas.microsoft.com/office/drawing/2016/5/12/chartex" xmlns:cx7="http://schemas.microsoft.com/office/drawing/2016/5/13/chartex" xmlns:cx8="http://schemas.microsoft.com/office/drawing/2016/5/14/chartex" xmlns:mc="http://schemas.openxmlformats.org/markup-compatibility/2006" xmlns:aink="http://schemas.microsoft.com/office/drawing/2016/ink" xmlns:am3d="http://schemas.microsoft.com/office/drawing/2017/model3d" xmlns:o="urn:schemas-microsoft-com:office:office" xmlns:oel="http://schemas.microsoft.com/office/2019/extlst" xmlns:r="http://schemas.openxmlformats.org/officeDocument/2006/relationships" xmlns:m="http://schemas.openxmlformats.org/officeDocument/2006/math" xmlns:v="urn:schemas-microsoft-com:vml" xmlns:wp14="http://schemas.microsoft.com/office/word/2010/wordprocessingDrawing" xmlns:wp="http://schemas.openxmlformats.org/drawingml/2006/wordprocessingDrawing" xmlns:w10="urn:schemas-microsoft-com:office:word" xmlns:w="http://schemas.openxmlformats.org/wordprocessingml/2006/main" xmlns:w14="http://schemas.microsoft.com/office/word/2010/wordml" xmlns:w15="http://schemas.microsoft.com/office/word/2012/wordml" xmlns:w16cex="http://schemas.microsoft.com/office/word/2018/wordml/cex" xmlns:w16cid="http://schemas.microsoft.com/office/word/2016/wordml/cid" xmlns:w16="http://schemas.microsoft.com/office/word/2018/wordml" xmlns:w16du="http://schemas.microsoft.com/office/word/2023/wordml/word16du" xmlns:w16sdtdh="http://schemas.microsoft.com/office/word/2020/wordml/sdtdatahash" xmlns:w16sdtfl="http://schemas.microsoft.com/office/word/2024/wordml/sdtformatlock" xmlns:w16se="http://schemas.microsoft.com/office/word/2015/wordml/symex" xmlns:wpg="http://schemas.microsoft.com/office/word/2010/wordprocessingGroup" xmlns:wpi="http://schemas.microsoft.com/office/word/2010/wordprocessingInk" xmlns:wne="http://schemas.microsoft.com/office/word/2006/wordml" xmlns:wps="http://schemas.microsoft.com/office/word/2010/wordprocessingShape" mc:Ignorable="w14 w15 w16se w16cid w16 w16cex w16sdtdh w16sdtfl w16du wp14">
   <w:body>
-    <w:p xmlns:wp14="http://schemas.microsoft.com/office/word/2010/wordml" wp14:paraId="2C078E63" wp14:textId="3E803470">
-      <w:r>
-        <w:rPr/>
+    <w:p>
+      <w:r>
         <w:t xml:space="preserve">Lailaa Holmes Proposal </w:t>
       </w:r>
     </w:p>
     <w:p>
       <w:pPr>
-        <w:pStyle w:val="Normal"/>
-        <w:rPr>
-          <w:rFonts w:ascii="Times New Roman" w:hAnsi="Times New Roman" w:eastAsia="Times New Roman" w:cs="Times New Roman"/>
-          <w:noProof w:val="0"/>
-          <w:sz w:val="24"/>
-          <w:szCs w:val="24"/>
-          <w:lang w:val="en-US"/>
-        </w:rPr>
-      </w:pPr>
-      <w:r>
-        <w:rPr>
-          <w:rFonts w:ascii="Times New Roman" w:hAnsi="Times New Roman" w:eastAsia="Times New Roman" w:cs="Times New Roman"/>
-          <w:b w:val="1"/>
-          <w:bCs w:val="1"/>
-          <w:noProof w:val="0"/>
-          <w:sz w:val="24"/>
-          <w:szCs w:val="24"/>
-          <w:lang w:val="en-US"/>
-        </w:rPr>
-        <w:t>Identify</w:t>
-      </w:r>
-      <w:r>
-        <w:rPr>
-          <w:rFonts w:ascii="Times New Roman" w:hAnsi="Times New Roman" w:eastAsia="Times New Roman" w:cs="Times New Roman"/>
-          <w:b w:val="1"/>
-          <w:bCs w:val="1"/>
-          <w:noProof w:val="0"/>
-          <w:sz w:val="24"/>
-          <w:szCs w:val="24"/>
-          <w:lang w:val="en-US"/>
-        </w:rPr>
-        <w:t xml:space="preserve"> the website/API that you will be web-scraping data from.</w:t>
-      </w:r>
-    </w:p>
-    <w:p>
-      <w:pPr>
-        <w:pStyle w:val="Normal"/>
-        <w:rPr>
-          <w:rFonts w:ascii="Times New Roman" w:hAnsi="Times New Roman" w:eastAsia="Times New Roman" w:cs="Times New Roman"/>
-          <w:noProof w:val="0"/>
-          <w:sz w:val="24"/>
-          <w:szCs w:val="24"/>
-          <w:lang w:val="en-US"/>
+        <w:rPr>
+          <w:rFonts w:ascii="Times New Roman" w:eastAsia="Times New Roman" w:hAnsi="Times New Roman" w:cs="Times New Roman"/>
+        </w:rPr>
+      </w:pPr>
+      <w:r>
+        <w:rPr>
+          <w:rFonts w:ascii="Times New Roman" w:eastAsia="Times New Roman" w:hAnsi="Times New Roman" w:cs="Times New Roman"/>
+          <w:b/>
+          <w:bCs/>
+        </w:rPr>
+        <w:t>Identify the website/API that you will be web-scraping data from.</w:t>
+      </w:r>
+    </w:p>
+    <w:p>
+      <w:pPr>
+        <w:rPr>
+          <w:rFonts w:ascii="Times New Roman" w:eastAsia="Times New Roman" w:hAnsi="Times New Roman" w:cs="Times New Roman"/>
         </w:rPr>
       </w:pPr>
       <w:r>
@@ -60,98 +33,30 @@
       </w:r>
       <w:r>
         <w:rPr>
-          <w:rFonts w:ascii="Times New Roman" w:hAnsi="Times New Roman" w:eastAsia="Times New Roman" w:cs="Times New Roman"/>
-          <w:noProof w:val="0"/>
-          <w:sz w:val="24"/>
-          <w:szCs w:val="24"/>
-          <w:lang w:val="en-US"/>
-        </w:rPr>
-        <w:t xml:space="preserve"> I will collect data through web scraping from </w:t>
-      </w:r>
-      <w:r>
-        <w:rPr>
-          <w:rFonts w:ascii="Times New Roman" w:hAnsi="Times New Roman" w:eastAsia="Times New Roman" w:cs="Times New Roman"/>
-          <w:b w:val="0"/>
-          <w:bCs w:val="0"/>
-          <w:noProof w:val="0"/>
-          <w:sz w:val="24"/>
-          <w:szCs w:val="24"/>
-          <w:lang w:val="en-US"/>
-        </w:rPr>
-        <w:t>Murderpedia</w:t>
-      </w:r>
-      <w:r>
-        <w:rPr>
-          <w:rFonts w:ascii="Times New Roman" w:hAnsi="Times New Roman" w:eastAsia="Times New Roman" w:cs="Times New Roman"/>
-          <w:noProof w:val="0"/>
-          <w:sz w:val="24"/>
-          <w:szCs w:val="24"/>
-          <w:lang w:val="en-US"/>
-        </w:rPr>
-        <w:t>, a publicly accessible website that describes itself as a free online encyclopedic dictionary of murderers and the largest database about serial killers and mass murderers around the world. The homepage also shows that the site is organized into separate male and female indexes, with thousands of entries, which makes it useful for building a dataset for gender-based comparison. Because the site is organized through alphabetical index pages that link to individual offender pages, it is well suited for web crawling and scraping.</w:t>
-      </w:r>
-    </w:p>
-    <w:p>
-      <w:pPr>
-        <w:pStyle w:val="Normal"/>
-        <w:rPr>
-          <w:rFonts w:ascii="Times New Roman" w:hAnsi="Times New Roman" w:eastAsia="Times New Roman" w:cs="Times New Roman"/>
-          <w:b w:val="0"/>
-          <w:bCs w:val="0"/>
-          <w:noProof w:val="0"/>
-          <w:sz w:val="24"/>
-          <w:szCs w:val="24"/>
-          <w:lang w:val="en-US"/>
-        </w:rPr>
-      </w:pPr>
-      <w:r>
-        <w:rPr>
-          <w:rFonts w:ascii="Times New Roman" w:hAnsi="Times New Roman" w:eastAsia="Times New Roman" w:cs="Times New Roman"/>
-          <w:b w:val="1"/>
-          <w:bCs w:val="1"/>
-          <w:noProof w:val="0"/>
-          <w:sz w:val="24"/>
-          <w:szCs w:val="24"/>
-          <w:lang w:val="en-US"/>
-        </w:rPr>
-        <w:t xml:space="preserve">Define at least 3 variables that you will be collecting via API or </w:t>
-      </w:r>
-      <w:r>
-        <w:rPr>
-          <w:rFonts w:ascii="Times New Roman" w:hAnsi="Times New Roman" w:eastAsia="Times New Roman" w:cs="Times New Roman"/>
-          <w:b w:val="1"/>
-          <w:bCs w:val="1"/>
-          <w:noProof w:val="0"/>
-          <w:sz w:val="24"/>
-          <w:szCs w:val="24"/>
-          <w:lang w:val="en-US"/>
-        </w:rPr>
-        <w:t>webscraping</w:t>
-      </w:r>
-      <w:r>
-        <w:rPr>
-          <w:rFonts w:ascii="Times New Roman" w:hAnsi="Times New Roman" w:eastAsia="Times New Roman" w:cs="Times New Roman"/>
-          <w:b w:val="1"/>
-          <w:bCs w:val="1"/>
-          <w:noProof w:val="0"/>
-          <w:sz w:val="24"/>
-          <w:szCs w:val="24"/>
-          <w:lang w:val="en-US"/>
-        </w:rPr>
-        <w:t>.</w:t>
-      </w:r>
-    </w:p>
-    <w:p>
-      <w:pPr>
-        <w:pStyle w:val="Normal"/>
-        <w:rPr>
-          <w:rFonts w:ascii="Times New Roman" w:hAnsi="Times New Roman" w:eastAsia="Times New Roman" w:cs="Times New Roman"/>
-          <w:b w:val="0"/>
-          <w:bCs w:val="0"/>
-          <w:noProof w:val="0"/>
-          <w:sz w:val="24"/>
-          <w:szCs w:val="24"/>
-          <w:lang w:val="en-US"/>
+          <w:rFonts w:ascii="Times New Roman" w:eastAsia="Times New Roman" w:hAnsi="Times New Roman" w:cs="Times New Roman"/>
+        </w:rPr>
+        <w:t xml:space="preserve"> I will collect data through web scraping from Murderpedia, a publicly accessible website that describes itself as a free online encyclopedic dictionary of murderers and the largest database about serial killers and mass murderers around the world. The homepage also shows that the site is organized into separate male and female indexes, with thousands of entries, which makes it useful for building a dataset for gender-based comparison. Because the site is organized through alphabetical index pages that link to individual offender pages, it is well suited for web crawling and scraping.</w:t>
+      </w:r>
+    </w:p>
+    <w:p>
+      <w:pPr>
+        <w:rPr>
+          <w:rFonts w:ascii="Times New Roman" w:eastAsia="Times New Roman" w:hAnsi="Times New Roman" w:cs="Times New Roman"/>
+        </w:rPr>
+      </w:pPr>
+      <w:r>
+        <w:rPr>
+          <w:rFonts w:ascii="Times New Roman" w:eastAsia="Times New Roman" w:hAnsi="Times New Roman" w:cs="Times New Roman"/>
+          <w:b/>
+          <w:bCs/>
+        </w:rPr>
+        <w:t>Define at least 3 variables that you will be collecting via API or webscraping.</w:t>
+      </w:r>
+    </w:p>
+    <w:p>
+      <w:pPr>
+        <w:rPr>
+          <w:rFonts w:ascii="Times New Roman" w:eastAsia="Times New Roman" w:hAnsi="Times New Roman" w:cs="Times New Roman"/>
         </w:rPr>
       </w:pPr>
       <w:r>
@@ -159,462 +64,145 @@
       </w:r>
       <w:r>
         <w:rPr>
-          <w:rFonts w:ascii="Times New Roman" w:hAnsi="Times New Roman" w:eastAsia="Times New Roman" w:cs="Times New Roman"/>
-          <w:b w:val="0"/>
-          <w:bCs w:val="0"/>
-          <w:noProof w:val="0"/>
-          <w:sz w:val="24"/>
-          <w:szCs w:val="24"/>
-          <w:lang w:val="en-US"/>
-        </w:rPr>
-        <w:t xml:space="preserve"> I will collect at least three variables from </w:t>
-      </w:r>
-      <w:r>
-        <w:rPr>
-          <w:rFonts w:ascii="Times New Roman" w:hAnsi="Times New Roman" w:eastAsia="Times New Roman" w:cs="Times New Roman"/>
-          <w:b w:val="0"/>
-          <w:bCs w:val="0"/>
-          <w:noProof w:val="0"/>
-          <w:sz w:val="24"/>
-          <w:szCs w:val="24"/>
-          <w:lang w:val="en-US"/>
-        </w:rPr>
-        <w:t>Murderpedia</w:t>
-      </w:r>
-      <w:r>
-        <w:rPr>
-          <w:rFonts w:ascii="Times New Roman" w:hAnsi="Times New Roman" w:eastAsia="Times New Roman" w:cs="Times New Roman"/>
-          <w:b w:val="0"/>
-          <w:bCs w:val="0"/>
-          <w:noProof w:val="0"/>
-          <w:sz w:val="24"/>
-          <w:szCs w:val="24"/>
-          <w:lang w:val="en-US"/>
-        </w:rPr>
-        <w:t xml:space="preserve">. The first is gender, which will </w:t>
-      </w:r>
-      <w:r>
-        <w:rPr>
-          <w:rFonts w:ascii="Times New Roman" w:hAnsi="Times New Roman" w:eastAsia="Times New Roman" w:cs="Times New Roman"/>
-          <w:b w:val="0"/>
-          <w:bCs w:val="0"/>
-          <w:noProof w:val="0"/>
-          <w:sz w:val="24"/>
-          <w:szCs w:val="24"/>
-          <w:lang w:val="en-US"/>
-        </w:rPr>
-        <w:t>identify</w:t>
-      </w:r>
-      <w:r>
-        <w:rPr>
-          <w:rFonts w:ascii="Times New Roman" w:hAnsi="Times New Roman" w:eastAsia="Times New Roman" w:cs="Times New Roman"/>
-          <w:b w:val="0"/>
-          <w:bCs w:val="0"/>
-          <w:noProof w:val="0"/>
-          <w:sz w:val="24"/>
-          <w:szCs w:val="24"/>
-          <w:lang w:val="en-US"/>
-        </w:rPr>
-        <w:t xml:space="preserve"> whether the offender is male or female and will serve as the main comparison variable in the project. The second is method of killing, which will capture how the offender committed the murders, such as poisoning, stabbing, shooting, or strangulation. The third is </w:t>
-      </w:r>
-      <w:bookmarkStart w:name="_Int_pKUNPBNg" w:id="1663669662"/>
-      <w:r>
-        <w:rPr>
-          <w:rFonts w:ascii="Times New Roman" w:hAnsi="Times New Roman" w:eastAsia="Times New Roman" w:cs="Times New Roman"/>
-          <w:b w:val="0"/>
-          <w:bCs w:val="0"/>
-          <w:noProof w:val="0"/>
-          <w:sz w:val="24"/>
-          <w:szCs w:val="24"/>
-          <w:lang w:val="en-US"/>
+          <w:rFonts w:ascii="Times New Roman" w:eastAsia="Times New Roman" w:hAnsi="Times New Roman" w:cs="Times New Roman"/>
+        </w:rPr>
+        <w:t xml:space="preserve"> I will collect at least three variables from Murderpedia. The first is gender, which will identify whether the offender is male or female and will serve as the main comparison variable in the project. The second is method of killing, which will capture how the offender committed the murders, such as poisoning, stabbing, shooting, or strangulation. The third is </w:t>
+      </w:r>
+      <w:bookmarkStart w:id="0" w:name="_Int_pKUNPBNg"/>
+      <w:r>
+        <w:rPr>
+          <w:rFonts w:ascii="Times New Roman" w:eastAsia="Times New Roman" w:hAnsi="Times New Roman" w:cs="Times New Roman"/>
         </w:rPr>
         <w:t>number</w:t>
       </w:r>
-      <w:bookmarkEnd w:id="1663669662"/>
-      <w:r>
-        <w:rPr>
-          <w:rFonts w:ascii="Times New Roman" w:hAnsi="Times New Roman" w:eastAsia="Times New Roman" w:cs="Times New Roman"/>
-          <w:b w:val="0"/>
-          <w:bCs w:val="0"/>
-          <w:noProof w:val="0"/>
-          <w:sz w:val="24"/>
-          <w:szCs w:val="24"/>
-          <w:lang w:val="en-US"/>
+      <w:bookmarkEnd w:id="0"/>
+      <w:r>
+        <w:rPr>
+          <w:rFonts w:ascii="Times New Roman" w:eastAsia="Times New Roman" w:hAnsi="Times New Roman" w:cs="Times New Roman"/>
         </w:rPr>
         <w:t xml:space="preserve"> of victims, which will measure the scale of the offender’s crimes and can be used in graphs and regression analysis. In addition to these scraped variables, I will create a new variable called method type, which will classify each method as either violent or non-violent. This is how I will capture traits in the data</w:t>
       </w:r>
       <w:r>
         <w:rPr>
-          <w:rFonts w:ascii="Times New Roman" w:hAnsi="Times New Roman" w:eastAsia="Times New Roman" w:cs="Times New Roman"/>
-          <w:b w:val="0"/>
-          <w:bCs w:val="0"/>
-          <w:noProof w:val="0"/>
-          <w:sz w:val="24"/>
-          <w:szCs w:val="24"/>
-          <w:lang w:val="en-US"/>
+          <w:rFonts w:ascii="Times New Roman" w:eastAsia="Times New Roman" w:hAnsi="Times New Roman" w:cs="Times New Roman"/>
         </w:rPr>
         <w:t xml:space="preserve">. So, </w:t>
       </w:r>
       <w:r>
         <w:rPr>
-          <w:rFonts w:ascii="Times New Roman" w:hAnsi="Times New Roman" w:eastAsia="Times New Roman" w:cs="Times New Roman"/>
-          <w:b w:val="0"/>
-          <w:bCs w:val="0"/>
-          <w:noProof w:val="0"/>
-          <w:sz w:val="24"/>
-          <w:szCs w:val="24"/>
-          <w:lang w:val="en-US"/>
+          <w:rFonts w:ascii="Times New Roman" w:eastAsia="Times New Roman" w:hAnsi="Times New Roman" w:cs="Times New Roman"/>
         </w:rPr>
         <w:t>instead of scraping personality traits directly, I will treat observable behavioral patterns such as method and victim count as measurable traits, then compare those patterns across men and women.</w:t>
       </w:r>
     </w:p>
     <w:p>
       <w:pPr>
-        <w:pStyle w:val="Normal"/>
-        <w:rPr>
-          <w:rFonts w:ascii="Times New Roman" w:hAnsi="Times New Roman" w:eastAsia="Times New Roman" w:cs="Times New Roman"/>
-          <w:b w:val="1"/>
-          <w:bCs w:val="1"/>
-          <w:noProof w:val="0"/>
-          <w:sz w:val="24"/>
-          <w:szCs w:val="24"/>
-          <w:lang w:val="en-US"/>
-        </w:rPr>
-      </w:pPr>
-      <w:r>
-        <w:rPr>
-          <w:rFonts w:ascii="Times New Roman" w:hAnsi="Times New Roman" w:eastAsia="Times New Roman" w:cs="Times New Roman"/>
-          <w:b w:val="1"/>
-          <w:bCs w:val="1"/>
-          <w:noProof w:val="0"/>
-          <w:sz w:val="24"/>
-          <w:szCs w:val="24"/>
-          <w:lang w:val="en-US"/>
-        </w:rPr>
-        <w:t xml:space="preserve">If it is not </w:t>
-      </w:r>
-      <w:r>
-        <w:rPr>
-          <w:rFonts w:ascii="Times New Roman" w:hAnsi="Times New Roman" w:eastAsia="Times New Roman" w:cs="Times New Roman"/>
-          <w:b w:val="1"/>
-          <w:bCs w:val="1"/>
-          <w:noProof w:val="0"/>
-          <w:sz w:val="24"/>
-          <w:szCs w:val="24"/>
-          <w:lang w:val="en-US"/>
-        </w:rPr>
-        <w:t>an open access</w:t>
-      </w:r>
-      <w:r>
-        <w:rPr>
-          <w:rFonts w:ascii="Times New Roman" w:hAnsi="Times New Roman" w:eastAsia="Times New Roman" w:cs="Times New Roman"/>
-          <w:b w:val="1"/>
-          <w:bCs w:val="1"/>
-          <w:noProof w:val="0"/>
-          <w:sz w:val="24"/>
-          <w:szCs w:val="24"/>
-          <w:lang w:val="en-US"/>
-        </w:rPr>
-        <w:t xml:space="preserve"> API, ensure that you meet the terms and conditions. Include a link and briefly describe what you can or </w:t>
-      </w:r>
-      <w:r>
-        <w:rPr>
-          <w:rFonts w:ascii="Times New Roman" w:hAnsi="Times New Roman" w:eastAsia="Times New Roman" w:cs="Times New Roman"/>
-          <w:b w:val="1"/>
-          <w:bCs w:val="1"/>
-          <w:noProof w:val="0"/>
-          <w:sz w:val="24"/>
-          <w:szCs w:val="24"/>
-          <w:lang w:val="en-US"/>
-        </w:rPr>
-        <w:t>can’t</w:t>
-      </w:r>
-      <w:r>
-        <w:rPr>
-          <w:rFonts w:ascii="Times New Roman" w:hAnsi="Times New Roman" w:eastAsia="Times New Roman" w:cs="Times New Roman"/>
-          <w:b w:val="1"/>
-          <w:bCs w:val="1"/>
-          <w:noProof w:val="0"/>
-          <w:sz w:val="24"/>
-          <w:szCs w:val="24"/>
-          <w:lang w:val="en-US"/>
-        </w:rPr>
-        <w:t xml:space="preserve"> access.</w:t>
-      </w:r>
-    </w:p>
-    <w:p>
-      <w:pPr>
-        <w:pStyle w:val="Normal"/>
-        <w:rPr>
-          <w:rFonts w:ascii="Times New Roman" w:hAnsi="Times New Roman" w:eastAsia="Times New Roman" w:cs="Times New Roman"/>
-          <w:noProof w:val="0"/>
-          <w:sz w:val="24"/>
-          <w:szCs w:val="24"/>
-          <w:lang w:val="en-US"/>
-        </w:rPr>
-      </w:pPr>
-      <w:r>
-        <w:rPr>
-          <w:rFonts w:ascii="Times New Roman" w:hAnsi="Times New Roman" w:eastAsia="Times New Roman" w:cs="Times New Roman"/>
-          <w:noProof w:val="0"/>
-          <w:sz w:val="24"/>
-          <w:szCs w:val="24"/>
-          <w:lang w:val="en-US"/>
+        <w:rPr>
+          <w:rFonts w:ascii="Times New Roman" w:eastAsia="Times New Roman" w:hAnsi="Times New Roman" w:cs="Times New Roman"/>
+          <w:b/>
+          <w:bCs/>
+        </w:rPr>
+      </w:pPr>
+      <w:r>
+        <w:rPr>
+          <w:rFonts w:ascii="Times New Roman" w:eastAsia="Times New Roman" w:hAnsi="Times New Roman" w:cs="Times New Roman"/>
+          <w:b/>
+          <w:bCs/>
+        </w:rPr>
+        <w:t>If it is not an open access API, ensure that you meet the terms and conditions. Include a link and briefly describe what you can or can’t access.</w:t>
+      </w:r>
+    </w:p>
+    <w:p>
+      <w:pPr>
+        <w:rPr>
+          <w:rFonts w:ascii="Times New Roman" w:eastAsia="Times New Roman" w:hAnsi="Times New Roman" w:cs="Times New Roman"/>
+        </w:rPr>
+      </w:pPr>
+      <w:r>
+        <w:rPr>
+          <w:rFonts w:ascii="Times New Roman" w:eastAsia="Times New Roman" w:hAnsi="Times New Roman" w:cs="Times New Roman"/>
         </w:rPr>
         <w:t xml:space="preserve">Because this project uses a website rather than an API, I reviewed the </w:t>
       </w:r>
-      <w:bookmarkStart w:name="_Int_ImYw9867" w:id="111571478"/>
-      <w:r>
-        <w:rPr>
-          <w:rFonts w:ascii="Times New Roman" w:hAnsi="Times New Roman" w:eastAsia="Times New Roman" w:cs="Times New Roman"/>
-          <w:noProof w:val="0"/>
-          <w:sz w:val="24"/>
-          <w:szCs w:val="24"/>
-          <w:lang w:val="en-US"/>
+      <w:bookmarkStart w:id="1" w:name="_Int_ImYw9867"/>
+      <w:r>
+        <w:rPr>
+          <w:rFonts w:ascii="Times New Roman" w:eastAsia="Times New Roman" w:hAnsi="Times New Roman" w:cs="Times New Roman"/>
         </w:rPr>
         <w:t>site’s</w:t>
       </w:r>
-      <w:bookmarkEnd w:id="111571478"/>
-      <w:r>
-        <w:rPr>
-          <w:rFonts w:ascii="Times New Roman" w:hAnsi="Times New Roman" w:eastAsia="Times New Roman" w:cs="Times New Roman"/>
-          <w:noProof w:val="0"/>
-          <w:sz w:val="24"/>
-          <w:szCs w:val="24"/>
-          <w:lang w:val="en-US"/>
-        </w:rPr>
-        <w:t xml:space="preserve"> policy information to make sure the data collection is </w:t>
-      </w:r>
-      <w:r>
-        <w:rPr>
-          <w:rFonts w:ascii="Times New Roman" w:hAnsi="Times New Roman" w:eastAsia="Times New Roman" w:cs="Times New Roman"/>
-          <w:noProof w:val="0"/>
-          <w:sz w:val="24"/>
-          <w:szCs w:val="24"/>
-          <w:lang w:val="en-US"/>
-        </w:rPr>
-        <w:t>appropriate</w:t>
-      </w:r>
-      <w:r>
-        <w:rPr>
-          <w:rFonts w:ascii="Times New Roman" w:hAnsi="Times New Roman" w:eastAsia="Times New Roman" w:cs="Times New Roman"/>
-          <w:noProof w:val="0"/>
-          <w:sz w:val="24"/>
-          <w:szCs w:val="24"/>
-          <w:lang w:val="en-US"/>
-        </w:rPr>
-        <w:t xml:space="preserve">. </w:t>
-      </w:r>
-      <w:r>
-        <w:rPr>
-          <w:rFonts w:ascii="Times New Roman" w:hAnsi="Times New Roman" w:eastAsia="Times New Roman" w:cs="Times New Roman"/>
-          <w:noProof w:val="0"/>
-          <w:sz w:val="24"/>
-          <w:szCs w:val="24"/>
-          <w:lang w:val="en-US"/>
-        </w:rPr>
-        <w:t>Murderpedia</w:t>
-      </w:r>
-      <w:r>
-        <w:rPr>
-          <w:rFonts w:ascii="Times New Roman" w:hAnsi="Times New Roman" w:eastAsia="Times New Roman" w:cs="Times New Roman"/>
-          <w:noProof w:val="0"/>
-          <w:sz w:val="24"/>
-          <w:szCs w:val="24"/>
-          <w:lang w:val="en-US"/>
-        </w:rPr>
-        <w:t xml:space="preserve"> has a publicly available Privacy Policy (</w:t>
-      </w:r>
-      <w:hyperlink r:id="R470f09bdb3e142ef">
+      <w:bookmarkEnd w:id="1"/>
+      <w:r>
+        <w:rPr>
+          <w:rFonts w:ascii="Times New Roman" w:eastAsia="Times New Roman" w:hAnsi="Times New Roman" w:cs="Times New Roman"/>
+        </w:rPr>
+        <w:t xml:space="preserve"> policy information to make sure the data collection is appropriate. Murderpedia has a publicly available Privacy Policy (</w:t>
+      </w:r>
+      <w:hyperlink r:id="rId5">
         <w:r>
           <w:rPr>
             <w:rStyle w:val="Hyperlink"/>
-            <w:rFonts w:ascii="Times New Roman" w:hAnsi="Times New Roman" w:eastAsia="Times New Roman" w:cs="Times New Roman"/>
-            <w:noProof w:val="0"/>
-            <w:sz w:val="24"/>
-            <w:szCs w:val="24"/>
-            <w:lang w:val="en-US"/>
+            <w:rFonts w:ascii="Times New Roman" w:eastAsia="Times New Roman" w:hAnsi="Times New Roman" w:cs="Times New Roman"/>
           </w:rPr>
           <w:t>https://murderpedia.org/privacy-policy.html?utm</w:t>
         </w:r>
       </w:hyperlink>
       <w:r>
         <w:rPr>
-          <w:rFonts w:ascii="Times New Roman" w:hAnsi="Times New Roman" w:eastAsia="Times New Roman" w:cs="Times New Roman"/>
-          <w:noProof w:val="0"/>
-          <w:sz w:val="24"/>
-          <w:szCs w:val="24"/>
-          <w:lang w:val="en-US"/>
-        </w:rPr>
-        <w:t xml:space="preserve">), although it does not appear to have a detailed terms-of-service page or an API policy. The privacy policy </w:t>
-      </w:r>
-      <w:r>
-        <w:rPr>
-          <w:rFonts w:ascii="Times New Roman" w:hAnsi="Times New Roman" w:eastAsia="Times New Roman" w:cs="Times New Roman"/>
-          <w:noProof w:val="0"/>
-          <w:sz w:val="24"/>
-          <w:szCs w:val="24"/>
-          <w:lang w:val="en-US"/>
-        </w:rPr>
-        <w:t>mainly explains</w:t>
-      </w:r>
-      <w:r>
-        <w:rPr>
-          <w:rFonts w:ascii="Times New Roman" w:hAnsi="Times New Roman" w:eastAsia="Times New Roman" w:cs="Times New Roman"/>
-          <w:noProof w:val="0"/>
-          <w:sz w:val="24"/>
-          <w:szCs w:val="24"/>
-          <w:lang w:val="en-US"/>
-        </w:rPr>
-        <w:t xml:space="preserve"> how the site uses cookies and advertising services rather than providing specific rules about scraping. For this project, I will only collect information from publicly accessible pages, such as </w:t>
-      </w:r>
-      <w:r>
-        <w:rPr>
-          <w:rFonts w:ascii="Times New Roman" w:hAnsi="Times New Roman" w:eastAsia="Times New Roman" w:cs="Times New Roman"/>
-          <w:noProof w:val="0"/>
-          <w:sz w:val="24"/>
-          <w:szCs w:val="24"/>
-          <w:lang w:val="en-US"/>
-        </w:rPr>
-        <w:t>the alphabetical</w:t>
-      </w:r>
-      <w:r>
-        <w:rPr>
-          <w:rFonts w:ascii="Times New Roman" w:hAnsi="Times New Roman" w:eastAsia="Times New Roman" w:cs="Times New Roman"/>
-          <w:noProof w:val="0"/>
-          <w:sz w:val="24"/>
-          <w:szCs w:val="24"/>
-          <w:lang w:val="en-US"/>
-        </w:rPr>
-        <w:t xml:space="preserve"> index pages and offender profiles. </w:t>
-      </w:r>
-      <w:r>
-        <w:rPr>
-          <w:rFonts w:ascii="Times New Roman" w:hAnsi="Times New Roman" w:eastAsia="Times New Roman" w:cs="Times New Roman"/>
-          <w:noProof w:val="0"/>
-          <w:sz w:val="24"/>
-          <w:szCs w:val="24"/>
-          <w:lang w:val="en-US"/>
-        </w:rPr>
-        <w:t>I will not attempt to log into any restricted areas, bypass protections, or access private information.</w:t>
-      </w:r>
-    </w:p>
-    <w:p>
-      <w:pPr>
-        <w:pStyle w:val="Normal"/>
-        <w:rPr>
-          <w:rFonts w:ascii="Times New Roman" w:hAnsi="Times New Roman" w:eastAsia="Times New Roman" w:cs="Times New Roman"/>
-          <w:noProof w:val="0"/>
-          <w:sz w:val="24"/>
-          <w:szCs w:val="24"/>
-          <w:lang w:val="en-US"/>
-        </w:rPr>
-      </w:pPr>
-      <w:r>
-        <w:rPr>
-          <w:rFonts w:ascii="Times New Roman" w:hAnsi="Times New Roman" w:eastAsia="Times New Roman" w:cs="Times New Roman"/>
-          <w:b w:val="1"/>
-          <w:bCs w:val="1"/>
-          <w:noProof w:val="0"/>
-          <w:sz w:val="24"/>
-          <w:szCs w:val="24"/>
-          <w:lang w:val="en-US"/>
-        </w:rPr>
-        <w:t>Identify</w:t>
-      </w:r>
-      <w:r>
-        <w:rPr>
-          <w:rFonts w:ascii="Times New Roman" w:hAnsi="Times New Roman" w:eastAsia="Times New Roman" w:cs="Times New Roman"/>
-          <w:b w:val="1"/>
-          <w:bCs w:val="1"/>
-          <w:noProof w:val="0"/>
-          <w:sz w:val="24"/>
-          <w:szCs w:val="24"/>
-          <w:lang w:val="en-US"/>
-        </w:rPr>
-        <w:t xml:space="preserve"> your research question — what are you going to analyze?</w:t>
+          <w:rFonts w:ascii="Times New Roman" w:eastAsia="Times New Roman" w:hAnsi="Times New Roman" w:cs="Times New Roman"/>
+        </w:rPr>
+        <w:t>), although it does not appear to have a detailed terms-of-service page or an API policy. The privacy policy mainly explains how the site uses cookies and advertising services rather than providing specific rules about scraping. For this project, I will only collect information from publicly accessible pages, such as the alphabetical index pages and offender profiles. I will not attempt to log into any restricted areas, bypass protections, or access private information.</w:t>
+      </w:r>
+    </w:p>
+    <w:p>
+      <w:pPr>
+        <w:rPr>
+          <w:rFonts w:ascii="Times New Roman" w:eastAsia="Times New Roman" w:hAnsi="Times New Roman" w:cs="Times New Roman"/>
+        </w:rPr>
+      </w:pPr>
+      <w:r>
+        <w:rPr>
+          <w:rFonts w:ascii="Times New Roman" w:eastAsia="Times New Roman" w:hAnsi="Times New Roman" w:cs="Times New Roman"/>
+          <w:b/>
+          <w:bCs/>
+        </w:rPr>
+        <w:t>Identify your research question — what are you going to analyze?</w:t>
       </w:r>
       <w:r>
         <w:br/>
       </w:r>
       <w:r>
         <w:rPr>
-          <w:rFonts w:ascii="Times New Roman" w:hAnsi="Times New Roman" w:eastAsia="Times New Roman" w:cs="Times New Roman"/>
-          <w:noProof w:val="0"/>
-          <w:sz w:val="24"/>
-          <w:szCs w:val="24"/>
-          <w:lang w:val="en-US"/>
+          <w:rFonts w:ascii="Times New Roman" w:eastAsia="Times New Roman" w:hAnsi="Times New Roman" w:cs="Times New Roman"/>
         </w:rPr>
         <w:t xml:space="preserve"> My research question is: </w:t>
       </w:r>
       <w:r>
         <w:rPr>
-          <w:rFonts w:ascii="Times New Roman" w:hAnsi="Times New Roman" w:eastAsia="Times New Roman" w:cs="Times New Roman"/>
-          <w:b w:val="1"/>
-          <w:bCs w:val="1"/>
-          <w:noProof w:val="0"/>
-          <w:sz w:val="24"/>
-          <w:szCs w:val="24"/>
-          <w:lang w:val="en-US"/>
-        </w:rPr>
-        <w:t xml:space="preserve">Do male and female serial killers </w:t>
-      </w:r>
-      <w:r>
-        <w:rPr>
-          <w:rFonts w:ascii="Times New Roman" w:hAnsi="Times New Roman" w:eastAsia="Times New Roman" w:cs="Times New Roman"/>
-          <w:b w:val="1"/>
-          <w:bCs w:val="1"/>
-          <w:noProof w:val="0"/>
-          <w:sz w:val="24"/>
-          <w:szCs w:val="24"/>
-          <w:lang w:val="en-US"/>
-        </w:rPr>
-        <w:t>exhibit</w:t>
-      </w:r>
-      <w:r>
-        <w:rPr>
-          <w:rFonts w:ascii="Times New Roman" w:hAnsi="Times New Roman" w:eastAsia="Times New Roman" w:cs="Times New Roman"/>
-          <w:b w:val="1"/>
-          <w:bCs w:val="1"/>
-          <w:noProof w:val="0"/>
-          <w:sz w:val="24"/>
-          <w:szCs w:val="24"/>
-          <w:lang w:val="en-US"/>
-        </w:rPr>
-        <w:t xml:space="preserve"> different behavioral patterns?</w:t>
-      </w:r>
-      <w:r>
-        <w:rPr>
-          <w:rFonts w:ascii="Times New Roman" w:hAnsi="Times New Roman" w:eastAsia="Times New Roman" w:cs="Times New Roman"/>
-          <w:noProof w:val="0"/>
-          <w:sz w:val="24"/>
-          <w:szCs w:val="24"/>
-          <w:lang w:val="en-US"/>
+          <w:rFonts w:ascii="Times New Roman" w:eastAsia="Times New Roman" w:hAnsi="Times New Roman" w:cs="Times New Roman"/>
+          <w:b/>
+          <w:bCs/>
+        </w:rPr>
+        <w:t>Do male and female serial killers exhibit different behavioral patterns?</w:t>
+      </w:r>
+      <w:r>
+        <w:rPr>
+          <w:rFonts w:ascii="Times New Roman" w:eastAsia="Times New Roman" w:hAnsi="Times New Roman" w:cs="Times New Roman"/>
         </w:rPr>
         <w:t xml:space="preserve"> I will analyze whether male and female offenders differ in measurable traits such as method of killing, violent versus non-violent method type, and number of victims.</w:t>
       </w:r>
     </w:p>
     <w:p>
       <w:pPr>
-        <w:spacing w:before="240" w:beforeAutospacing="off" w:after="240" w:afterAutospacing="off"/>
-        <w:rPr>
-          <w:rFonts w:ascii="Times New Roman" w:hAnsi="Times New Roman" w:eastAsia="Times New Roman" w:cs="Times New Roman"/>
-          <w:noProof w:val="0"/>
-          <w:sz w:val="24"/>
-          <w:szCs w:val="24"/>
-          <w:lang w:val="en-US"/>
-        </w:rPr>
-      </w:pPr>
-      <w:r>
-        <w:rPr>
-          <w:rFonts w:ascii="Times New Roman" w:hAnsi="Times New Roman" w:eastAsia="Times New Roman" w:cs="Times New Roman"/>
-          <w:b w:val="1"/>
-          <w:bCs w:val="1"/>
-          <w:noProof w:val="0"/>
-          <w:sz w:val="24"/>
-          <w:szCs w:val="24"/>
-          <w:lang w:val="en-US"/>
-        </w:rPr>
+        <w:spacing w:before="240" w:after="240"/>
+      </w:pPr>
+      <w:r>
+        <w:rPr>
+          <w:rFonts w:ascii="Times New Roman" w:eastAsia="Times New Roman" w:hAnsi="Times New Roman" w:cs="Times New Roman"/>
+          <w:b/>
+          <w:bCs/>
+        </w:rPr>
+        <w:lastRenderedPageBreak/>
         <w:t>Give background and motivation. Why are you scraping this data? Why should you study this question?</w:t>
       </w:r>
       <w:r>
@@ -622,85 +210,35 @@
       </w:r>
       <w:r>
         <w:rPr>
-          <w:rFonts w:ascii="Times New Roman" w:hAnsi="Times New Roman" w:eastAsia="Times New Roman" w:cs="Times New Roman"/>
-          <w:noProof w:val="0"/>
-          <w:sz w:val="24"/>
-          <w:szCs w:val="24"/>
-          <w:lang w:val="en-US"/>
+          <w:rFonts w:ascii="Times New Roman" w:eastAsia="Times New Roman" w:hAnsi="Times New Roman" w:cs="Times New Roman"/>
         </w:rPr>
         <w:t xml:space="preserve"> Understanding differences in offending patterns has long been important in criminology because it helps </w:t>
       </w:r>
-      <w:bookmarkStart w:name="_Int_tWqUmzBP" w:id="300283416"/>
-      <w:r>
-        <w:rPr>
-          <w:rFonts w:ascii="Times New Roman" w:hAnsi="Times New Roman" w:eastAsia="Times New Roman" w:cs="Times New Roman"/>
-          <w:noProof w:val="0"/>
-          <w:sz w:val="24"/>
-          <w:szCs w:val="24"/>
-          <w:lang w:val="en-US"/>
+      <w:bookmarkStart w:id="2" w:name="_Int_tWqUmzBP"/>
+      <w:r>
+        <w:rPr>
+          <w:rFonts w:ascii="Times New Roman" w:eastAsia="Times New Roman" w:hAnsi="Times New Roman" w:cs="Times New Roman"/>
         </w:rPr>
         <w:t>researchers</w:t>
       </w:r>
-      <w:bookmarkEnd w:id="300283416"/>
-      <w:r>
-        <w:rPr>
-          <w:rFonts w:ascii="Times New Roman" w:hAnsi="Times New Roman" w:eastAsia="Times New Roman" w:cs="Times New Roman"/>
-          <w:noProof w:val="0"/>
-          <w:sz w:val="24"/>
-          <w:szCs w:val="24"/>
-          <w:lang w:val="en-US"/>
-        </w:rPr>
-        <w:t xml:space="preserve"> study whether certain forms of violent behavior follow identifiable trends. Prior academic research has used </w:t>
-      </w:r>
-      <w:r>
-        <w:rPr>
-          <w:rFonts w:ascii="Times New Roman" w:hAnsi="Times New Roman" w:eastAsia="Times New Roman" w:cs="Times New Roman"/>
-          <w:noProof w:val="0"/>
-          <w:sz w:val="24"/>
-          <w:szCs w:val="24"/>
-          <w:lang w:val="en-US"/>
-        </w:rPr>
-        <w:t>Murderpedia</w:t>
-      </w:r>
-      <w:r>
-        <w:rPr>
-          <w:rFonts w:ascii="Times New Roman" w:hAnsi="Times New Roman" w:eastAsia="Times New Roman" w:cs="Times New Roman"/>
-          <w:noProof w:val="0"/>
-          <w:sz w:val="24"/>
-          <w:szCs w:val="24"/>
-          <w:lang w:val="en-US"/>
-        </w:rPr>
-        <w:t xml:space="preserve"> as a source for serial-killer-related analysis, which suggests that it has been considered usable for criminological research. Studying whether male and female serial killers differ in observable behavioral patterns is academically valuable because it can contribute to research on gender, violence, and criminal behavior using measurable evidence rather than anecdotal assumptions. A clearer understanding of these patterns could help improve investigative approaches, support earlier recognition of similar crimes, and strengthen the broader use of web-scraped data in </w:t>
-      </w:r>
-      <w:r>
-        <w:rPr>
-          <w:rFonts w:ascii="Times New Roman" w:hAnsi="Times New Roman" w:eastAsia="Times New Roman" w:cs="Times New Roman"/>
-          <w:noProof w:val="0"/>
-          <w:sz w:val="24"/>
-          <w:szCs w:val="24"/>
-          <w:lang w:val="en-US"/>
-        </w:rPr>
-        <w:t>social science research through visualization and statistical analysis.</w:t>
-      </w:r>
-      <w:r>
-        <w:rPr>
-          <w:rFonts w:ascii="Times New Roman" w:hAnsi="Times New Roman" w:eastAsia="Times New Roman" w:cs="Times New Roman"/>
-          <w:noProof w:val="0"/>
-          <w:sz w:val="24"/>
-          <w:szCs w:val="24"/>
-          <w:lang w:val="en-US"/>
+      <w:bookmarkEnd w:id="2"/>
+      <w:r>
+        <w:rPr>
+          <w:rFonts w:ascii="Times New Roman" w:eastAsia="Times New Roman" w:hAnsi="Times New Roman" w:cs="Times New Roman"/>
+        </w:rPr>
+        <w:t xml:space="preserve"> study whether certain forms of violent behavior follow identifiable trends. Prior academic research has used Murderpedia as a source for serial-killer-related analysis, which suggests that it has been considered usable for criminological research. Studying whether male and female serial killers differ in observable behavioral patterns is academically valuable because it can contribute to research on gender, violence, and criminal behavior using measurable evidence rather than anecdotal assumptions. A clearer understanding of these patterns could help improve investigative approaches, support earlier recognition of similar crimes, and strengthen the broader use of web-scraped data in social science research through visualization and statistical analysis.</w:t>
+      </w:r>
+      <w:r>
+        <w:rPr>
+          <w:rFonts w:ascii="Times New Roman" w:eastAsia="Times New Roman" w:hAnsi="Times New Roman" w:cs="Times New Roman"/>
         </w:rPr>
         <w:t xml:space="preserve"> - </w:t>
       </w:r>
-      <w:hyperlink r:id="Ra0ec7c889307423a">
+      <w:hyperlink r:id="rId6">
         <w:r>
           <w:rPr>
             <w:rStyle w:val="Hyperlink"/>
-            <w:rFonts w:ascii="Times New Roman" w:hAnsi="Times New Roman" w:eastAsia="Times New Roman" w:cs="Times New Roman"/>
-            <w:noProof w:val="0"/>
-            <w:sz w:val="24"/>
-            <w:szCs w:val="24"/>
-            <w:lang w:val="en-US"/>
+            <w:rFonts w:ascii="Times New Roman" w:eastAsia="Times New Roman" w:hAnsi="Times New Roman" w:cs="Times New Roman"/>
           </w:rPr>
           <w:t>https://www.sciencedirect.com/science/article/pii/S1359178914000305?utm</w:t>
         </w:r>
@@ -708,30 +246,53 @@
     </w:p>
     <w:p>
       <w:pPr>
-        <w:spacing w:before="240" w:beforeAutospacing="off" w:after="240" w:afterAutospacing="off"/>
-        <w:rPr>
-          <w:rFonts w:ascii="Times New Roman" w:hAnsi="Times New Roman" w:eastAsia="Times New Roman" w:cs="Times New Roman"/>
-          <w:noProof w:val="0"/>
-          <w:sz w:val="24"/>
-          <w:szCs w:val="24"/>
-          <w:lang w:val="en-US"/>
-        </w:rPr>
-      </w:pPr>
-    </w:p>
-    <w:p>
-      <w:pPr>
-        <w:pStyle w:val="Normal"/>
-        <w:rPr>
-          <w:rFonts w:ascii="Times New Roman" w:hAnsi="Times New Roman" w:eastAsia="Times New Roman" w:cs="Times New Roman"/>
-          <w:noProof w:val="0"/>
-          <w:sz w:val="24"/>
-          <w:szCs w:val="24"/>
-          <w:lang w:val="en-US"/>
+        <w:spacing w:before="240" w:after="240"/>
+      </w:pPr>
+    </w:p>
+    <w:p>
+      <w:pPr>
+        <w:spacing w:before="240" w:after="240"/>
+      </w:pPr>
+      <w:r>
+        <w:t>Prof k:</w:t>
+      </w:r>
+    </w:p>
+    <w:p>
+      <w:pPr>
+        <w:spacing w:before="240" w:after="240"/>
+      </w:pPr>
+      <w:r>
+        <w:t>Approved – true crime fan?</w:t>
+      </w:r>
+    </w:p>
+    <w:p>
+      <w:pPr>
+        <w:spacing w:before="240" w:after="240"/>
+        <w:rPr>
+          <w:rFonts w:ascii="Times New Roman" w:eastAsia="Times New Roman" w:hAnsi="Times New Roman" w:cs="Times New Roman"/>
+        </w:rPr>
+      </w:pPr>
+      <w:r>
+        <w:t>Is gender identified in the website already?</w:t>
+      </w:r>
+    </w:p>
+    <w:p>
+      <w:pPr>
+        <w:spacing w:before="240" w:after="240"/>
+        <w:rPr>
+          <w:rFonts w:ascii="Times New Roman" w:eastAsia="Times New Roman" w:hAnsi="Times New Roman" w:cs="Times New Roman"/>
+        </w:rPr>
+      </w:pPr>
+    </w:p>
+    <w:p>
+      <w:pPr>
+        <w:rPr>
+          <w:rFonts w:ascii="Times New Roman" w:eastAsia="Times New Roman" w:hAnsi="Times New Roman" w:cs="Times New Roman"/>
         </w:rPr>
       </w:pPr>
     </w:p>
     <w:sectPr>
-      <w:pgSz w:w="12240" w:h="15840" w:orient="portrait"/>
+      <w:pgSz w:w="12240" w:h="15840"/>
       <w:pgMar w:top="1440" w:right="1440" w:bottom="1440" w:left="1440" w:header="720" w:footer="720" w:gutter="0"/>
       <w:cols w:space="720"/>
       <w:docGrid w:linePitch="360"/>
@@ -741,34 +302,36 @@
 </file>
 
 <file path=word/intelligence2.xml><?xml version="1.0" encoding="utf-8"?>
-<int2:intelligence xmlns:int2="http://schemas.microsoft.com/office/intelligence/2020/intelligence">
+<int2:intelligence xmlns:int2="http://schemas.microsoft.com/office/intelligence/2020/intelligence" xmlns:oel="http://schemas.microsoft.com/office/2019/extlst">
   <int2:observations>
     <int2:textHash int2:hashCode="fLaj7Bn5SxoI7k" int2:id="GfxaEzod">
-      <int2:state int2:type="spell" int2:value="Rejected"/>
+      <int2:state int2:value="Rejected" int2:type="spell"/>
     </int2:textHash>
     <int2:textHash int2:hashCode="MjLcwG2UtxbJAW" int2:id="OW94mjKK">
-      <int2:state int2:type="spell" int2:value="Rejected"/>
+      <int2:state int2:value="Rejected" int2:type="spell"/>
     </int2:textHash>
     <int2:bookmark int2:bookmarkName="_Int_ImYw9867" int2:invalidationBookmarkName="" int2:hashCode="tmrpuNaec+QnQ6" int2:id="awNZSswI">
-      <int2:state int2:type="gram" int2:value="Rejected"/>
+      <int2:state int2:value="Rejected" int2:type="gram"/>
     </int2:bookmark>
     <int2:bookmark int2:bookmarkName="_Int_tWqUmzBP" int2:invalidationBookmarkName="" int2:hashCode="1pIE/2nAgEQrQk" int2:id="6Nt2SRS5">
-      <int2:state int2:type="gram" int2:value="Rejected"/>
+      <int2:state int2:value="Rejected" int2:type="gram"/>
     </int2:bookmark>
     <int2:bookmark int2:bookmarkName="_Int_pKUNPBNg" int2:invalidationBookmarkName="" int2:hashCode="U7ChsvrfTgQM3C" int2:id="H22B62w7">
-      <int2:state int2:type="gram" int2:value="Rejected"/>
+      <int2:state int2:value="Rejected" int2:type="gram"/>
     </int2:bookmark>
   </int2:observations>
   <int2:intelligenceSettings/>
+  <int2:onDemandWorkflows/>
 </int2:intelligence>
 </file>
 
 <file path=word/numbering.xml><?xml version="1.0" encoding="utf-8"?>
-<w:numbering xmlns:w="http://schemas.openxmlformats.org/wordprocessingml/2006/main">
-  <w:abstractNum xmlns:w="http://schemas.openxmlformats.org/wordprocessingml/2006/main" w:abstractNumId="1">
-    <w:nsid w:val="46645b99"/>
-    <w:multiLevelType xmlns:w="http://schemas.openxmlformats.org/wordprocessingml/2006/main" w:val="hybridMultilevel"/>
-    <w:lvl xmlns:w="http://schemas.openxmlformats.org/wordprocessingml/2006/main" w:ilvl="0">
+<w:numbering xmlns:wpc="http://schemas.microsoft.com/office/word/2010/wordprocessingCanvas" xmlns:cx="http://schemas.microsoft.com/office/drawing/2014/chartex" xmlns:cx1="http://schemas.microsoft.com/office/drawing/2015/9/8/chartex" xmlns:cx2="http://schemas.microsoft.com/office/drawing/2015/10/21/chartex" xmlns:cx3="http://schemas.microsoft.com/office/drawing/2016/5/9/chartex" xmlns:cx4="http://schemas.microsoft.com/office/drawing/2016/5/10/chartex" xmlns:cx5="http://schemas.microsoft.com/office/drawing/2016/5/11/chartex" xmlns:cx6="http://schemas.microsoft.com/office/drawing/2016/5/12/chartex" xmlns:cx7="http://schemas.microsoft.com/office/drawing/2016/5/13/chartex" xmlns:cx8="http://schemas.microsoft.com/office/drawing/2016/5/14/chartex" xmlns:mc="http://schemas.openxmlformats.org/markup-compatibility/2006" xmlns:aink="http://schemas.microsoft.com/office/drawing/2016/ink" xmlns:am3d="http://schemas.microsoft.com/office/drawing/2017/model3d" xmlns:o="urn:schemas-microsoft-com:office:office" xmlns:oel="http://schemas.microsoft.com/office/2019/extlst" xmlns:r="http://schemas.openxmlformats.org/officeDocument/2006/relationships" xmlns:m="http://schemas.openxmlformats.org/officeDocument/2006/math" xmlns:v="urn:schemas-microsoft-com:vml" xmlns:wp14="http://schemas.microsoft.com/office/word/2010/wordprocessingDrawing" xmlns:wp="http://schemas.openxmlformats.org/drawingml/2006/wordprocessingDrawing" xmlns:w10="urn:schemas-microsoft-com:office:word" xmlns:w="http://schemas.openxmlformats.org/wordprocessingml/2006/main" xmlns:w14="http://schemas.microsoft.com/office/word/2010/wordml" xmlns:w15="http://schemas.microsoft.com/office/word/2012/wordml" xmlns:w16cex="http://schemas.microsoft.com/office/word/2018/wordml/cex" xmlns:w16cid="http://schemas.microsoft.com/office/word/2016/wordml/cid" xmlns:w16="http://schemas.microsoft.com/office/word/2018/wordml" xmlns:w16du="http://schemas.microsoft.com/office/word/2023/wordml/word16du" xmlns:w16sdtdh="http://schemas.microsoft.com/office/word/2020/wordml/sdtdatahash" xmlns:w16sdtfl="http://schemas.microsoft.com/office/word/2024/wordml/sdtformatlock" xmlns:w16se="http://schemas.microsoft.com/office/word/2015/wordml/symex" xmlns:wpg="http://schemas.microsoft.com/office/word/2010/wordprocessingGroup" xmlns:wpi="http://schemas.microsoft.com/office/word/2010/wordprocessingInk" xmlns:wne="http://schemas.microsoft.com/office/word/2006/wordml" xmlns:wps="http://schemas.microsoft.com/office/word/2010/wordprocessingShape" mc:Ignorable="w14 w15 w16se w16cid w16 w16cex w16sdtdh w16sdtfl w16du wp14">
+  <w:abstractNum w:abstractNumId="0" w15:restartNumberingAfterBreak="0">
+    <w:nsid w:val="46645B99"/>
+    <w:multiLevelType w:val="hybridMultilevel"/>
+    <w:tmpl w:val="5568D21E"/>
+    <w:lvl w:ilvl="0" w:tplc="74347BE0">
       <w:start w:val="1"/>
       <w:numFmt w:val="bullet"/>
       <w:lvlText w:val=""/>
@@ -777,10 +340,10 @@
         <w:ind w:left="720" w:hanging="360"/>
       </w:pPr>
       <w:rPr>
-        <w:rFonts w:hint="default" w:ascii="Symbol" w:hAnsi="Symbol"/>
+        <w:rFonts w:ascii="Symbol" w:hAnsi="Symbol" w:hint="default"/>
       </w:rPr>
     </w:lvl>
-    <w:lvl xmlns:w="http://schemas.openxmlformats.org/wordprocessingml/2006/main" w:ilvl="1">
+    <w:lvl w:ilvl="1" w:tplc="CED2C42E">
       <w:start w:val="1"/>
       <w:numFmt w:val="bullet"/>
       <w:lvlText w:val="o"/>
@@ -789,10 +352,10 @@
         <w:ind w:left="1440" w:hanging="360"/>
       </w:pPr>
       <w:rPr>
-        <w:rFonts w:hint="default" w:ascii="Courier New" w:hAnsi="Courier New"/>
+        <w:rFonts w:ascii="Courier New" w:hAnsi="Courier New" w:hint="default"/>
       </w:rPr>
     </w:lvl>
-    <w:lvl xmlns:w="http://schemas.openxmlformats.org/wordprocessingml/2006/main" w:ilvl="2">
+    <w:lvl w:ilvl="2" w:tplc="AE883D58">
       <w:start w:val="1"/>
       <w:numFmt w:val="bullet"/>
       <w:lvlText w:val=""/>
@@ -801,10 +364,10 @@
         <w:ind w:left="2160" w:hanging="360"/>
       </w:pPr>
       <w:rPr>
-        <w:rFonts w:hint="default" w:ascii="Wingdings" w:hAnsi="Wingdings"/>
+        <w:rFonts w:ascii="Wingdings" w:hAnsi="Wingdings" w:hint="default"/>
       </w:rPr>
     </w:lvl>
-    <w:lvl xmlns:w="http://schemas.openxmlformats.org/wordprocessingml/2006/main" w:ilvl="3">
+    <w:lvl w:ilvl="3" w:tplc="BB5C611A">
       <w:start w:val="1"/>
       <w:numFmt w:val="bullet"/>
       <w:lvlText w:val=""/>
@@ -813,10 +376,10 @@
         <w:ind w:left="2880" w:hanging="360"/>
       </w:pPr>
       <w:rPr>
-        <w:rFonts w:hint="default" w:ascii="Symbol" w:hAnsi="Symbol"/>
+        <w:rFonts w:ascii="Symbol" w:hAnsi="Symbol" w:hint="default"/>
       </w:rPr>
     </w:lvl>
-    <w:lvl xmlns:w="http://schemas.openxmlformats.org/wordprocessingml/2006/main" w:ilvl="4">
+    <w:lvl w:ilvl="4" w:tplc="7E5CF0DA">
       <w:start w:val="1"/>
       <w:numFmt w:val="bullet"/>
       <w:lvlText w:val="o"/>
@@ -825,10 +388,10 @@
         <w:ind w:left="3600" w:hanging="360"/>
       </w:pPr>
       <w:rPr>
-        <w:rFonts w:hint="default" w:ascii="Courier New" w:hAnsi="Courier New"/>
+        <w:rFonts w:ascii="Courier New" w:hAnsi="Courier New" w:hint="default"/>
       </w:rPr>
     </w:lvl>
-    <w:lvl xmlns:w="http://schemas.openxmlformats.org/wordprocessingml/2006/main" w:ilvl="5">
+    <w:lvl w:ilvl="5" w:tplc="9362B1B0">
       <w:start w:val="1"/>
       <w:numFmt w:val="bullet"/>
       <w:lvlText w:val=""/>
@@ -837,10 +400,10 @@
         <w:ind w:left="4320" w:hanging="360"/>
       </w:pPr>
       <w:rPr>
-        <w:rFonts w:hint="default" w:ascii="Wingdings" w:hAnsi="Wingdings"/>
+        <w:rFonts w:ascii="Wingdings" w:hAnsi="Wingdings" w:hint="default"/>
       </w:rPr>
     </w:lvl>
-    <w:lvl xmlns:w="http://schemas.openxmlformats.org/wordprocessingml/2006/main" w:ilvl="6">
+    <w:lvl w:ilvl="6" w:tplc="4FD4E3D2">
       <w:start w:val="1"/>
       <w:numFmt w:val="bullet"/>
       <w:lvlText w:val=""/>
@@ -849,10 +412,10 @@
         <w:ind w:left="5040" w:hanging="360"/>
       </w:pPr>
       <w:rPr>
-        <w:rFonts w:hint="default" w:ascii="Symbol" w:hAnsi="Symbol"/>
+        <w:rFonts w:ascii="Symbol" w:hAnsi="Symbol" w:hint="default"/>
       </w:rPr>
     </w:lvl>
-    <w:lvl xmlns:w="http://schemas.openxmlformats.org/wordprocessingml/2006/main" w:ilvl="7">
+    <w:lvl w:ilvl="7" w:tplc="88BAE806">
       <w:start w:val="1"/>
       <w:numFmt w:val="bullet"/>
       <w:lvlText w:val="o"/>
@@ -861,10 +424,10 @@
         <w:ind w:left="5760" w:hanging="360"/>
       </w:pPr>
       <w:rPr>
-        <w:rFonts w:hint="default" w:ascii="Courier New" w:hAnsi="Courier New"/>
+        <w:rFonts w:ascii="Courier New" w:hAnsi="Courier New" w:hint="default"/>
       </w:rPr>
     </w:lvl>
-    <w:lvl xmlns:w="http://schemas.openxmlformats.org/wordprocessingml/2006/main" w:ilvl="8">
+    <w:lvl w:ilvl="8" w:tplc="C9266924">
       <w:start w:val="1"/>
       <w:numFmt w:val="bullet"/>
       <w:lvlText w:val=""/>
@@ -873,22 +436,22 @@
         <w:ind w:left="6480" w:hanging="360"/>
       </w:pPr>
       <w:rPr>
-        <w:rFonts w:hint="default" w:ascii="Wingdings" w:hAnsi="Wingdings"/>
+        <w:rFonts w:ascii="Wingdings" w:hAnsi="Wingdings" w:hint="default"/>
       </w:rPr>
     </w:lvl>
   </w:abstractNum>
-  <w:num w:numId="1">
-    <w:abstractNumId w:val="1"/>
+  <w:num w:numId="1" w16cid:durableId="1025866129">
+    <w:abstractNumId w:val="0"/>
   </w:num>
 </w:numbering>
 </file>
 
 <file path=word/styles.xml><?xml version="1.0" encoding="utf-8"?>
-<w:styles xmlns:wp14="http://schemas.microsoft.com/office/word/2010/wordprocessingDrawing" xmlns:mc="http://schemas.openxmlformats.org/markup-compatibility/2006" xmlns:r="http://schemas.openxmlformats.org/officeDocument/2006/relationships" xmlns:w="http://schemas.openxmlformats.org/wordprocessingml/2006/main" xmlns:w14="http://schemas.microsoft.com/office/word/2010/wordml" xmlns:w15="http://schemas.microsoft.com/office/word/2012/wordml" xmlns:w16se="http://schemas.microsoft.com/office/word/2015/wordml/symex" xmlns:w16cid="http://schemas.microsoft.com/office/word/2016/wordml/cid" xmlns:w16="http://schemas.microsoft.com/office/word/2018/wordml" xmlns:w16cex="http://schemas.microsoft.com/office/word/2018/wordml/cex" xmlns:w16sdtdh="http://schemas.microsoft.com/office/word/2020/wordml/sdtdatahash" xmlns:w16sdtfl="http://schemas.microsoft.com/office/word/2024/wordml/sdtformatlock" mc:Ignorable="w14 w15 wp14 w16se w16cid w16 w16cex w16sdtdh w16sdtfl">
+<w:styles xmlns:mc="http://schemas.openxmlformats.org/markup-compatibility/2006" xmlns:r="http://schemas.openxmlformats.org/officeDocument/2006/relationships" xmlns:w="http://schemas.openxmlformats.org/wordprocessingml/2006/main" xmlns:w14="http://schemas.microsoft.com/office/word/2010/wordml" xmlns:w15="http://schemas.microsoft.com/office/word/2012/wordml" xmlns:w16cex="http://schemas.microsoft.com/office/word/2018/wordml/cex" xmlns:w16cid="http://schemas.microsoft.com/office/word/2016/wordml/cid" xmlns:w16="http://schemas.microsoft.com/office/word/2018/wordml" xmlns:w16du="http://schemas.microsoft.com/office/word/2023/wordml/word16du" xmlns:w16sdtdh="http://schemas.microsoft.com/office/word/2020/wordml/sdtdatahash" xmlns:w16sdtfl="http://schemas.microsoft.com/office/word/2024/wordml/sdtformatlock" xmlns:w16se="http://schemas.microsoft.com/office/word/2015/wordml/symex" mc:Ignorable="w14 w15 w16se w16cid w16 w16cex w16sdtdh w16sdtfl w16du">
   <w:docDefaults>
     <w:rPrDefault>
       <w:rPr>
-        <w:rFonts w:asciiTheme="minorHAnsi" w:hAnsiTheme="minorHAnsi" w:eastAsiaTheme="minorEastAsia" w:cstheme="minorBidi"/>
+        <w:rFonts w:asciiTheme="minorHAnsi" w:eastAsiaTheme="minorEastAsia" w:hAnsiTheme="minorHAnsi" w:cstheme="minorBidi"/>
         <w:sz w:val="24"/>
         <w:szCs w:val="24"/>
         <w:lang w:val="en-US" w:eastAsia="ja-JP" w:bidi="ar-SA"/>
@@ -900,17 +463,17 @@
       </w:pPr>
     </w:pPrDefault>
   </w:docDefaults>
-  <w:latentStyles w:defLockedState="0" w:defUIPriority="99" w:defSemiHidden="0" w:defUnhideWhenUsed="0" w:defQFormat="0" w:count="371">
+  <w:latentStyles w:defLockedState="0" w:defUIPriority="99" w:defSemiHidden="0" w:defUnhideWhenUsed="0" w:defQFormat="0" w:count="376">
     <w:lsdException w:name="Normal" w:uiPriority="0" w:qFormat="1"/>
     <w:lsdException w:name="heading 1" w:uiPriority="9" w:qFormat="1"/>
-    <w:lsdException w:name="heading 2" w:uiPriority="9" w:semiHidden="1" w:unhideWhenUsed="1" w:qFormat="1"/>
-    <w:lsdException w:name="heading 3" w:uiPriority="9" w:semiHidden="1" w:unhideWhenUsed="1" w:qFormat="1"/>
-    <w:lsdException w:name="heading 4" w:uiPriority="9" w:semiHidden="1" w:unhideWhenUsed="1" w:qFormat="1"/>
-    <w:lsdException w:name="heading 5" w:uiPriority="9" w:semiHidden="1" w:unhideWhenUsed="1" w:qFormat="1"/>
-    <w:lsdException w:name="heading 6" w:uiPriority="9" w:semiHidden="1" w:unhideWhenUsed="1" w:qFormat="1"/>
-    <w:lsdException w:name="heading 7" w:uiPriority="9" w:semiHidden="1" w:unhideWhenUsed="1" w:qFormat="1"/>
-    <w:lsdException w:name="heading 8" w:uiPriority="9" w:semiHidden="1" w:unhideWhenUsed="1" w:qFormat="1"/>
-    <w:lsdException w:name="heading 9" w:uiPriority="9" w:semiHidden="1" w:unhideWhenUsed="1" w:qFormat="1"/>
+    <w:lsdException w:name="heading 2" w:semiHidden="1" w:uiPriority="9" w:unhideWhenUsed="1" w:qFormat="1"/>
+    <w:lsdException w:name="heading 3" w:semiHidden="1" w:uiPriority="9" w:unhideWhenUsed="1" w:qFormat="1"/>
+    <w:lsdException w:name="heading 4" w:semiHidden="1" w:uiPriority="9" w:unhideWhenUsed="1" w:qFormat="1"/>
+    <w:lsdException w:name="heading 5" w:semiHidden="1" w:uiPriority="9" w:unhideWhenUsed="1" w:qFormat="1"/>
+    <w:lsdException w:name="heading 6" w:semiHidden="1" w:uiPriority="9" w:unhideWhenUsed="1" w:qFormat="1"/>
+    <w:lsdException w:name="heading 7" w:semiHidden="1" w:uiPriority="9" w:unhideWhenUsed="1" w:qFormat="1"/>
+    <w:lsdException w:name="heading 8" w:semiHidden="1" w:uiPriority="9" w:unhideWhenUsed="1" w:qFormat="1"/>
+    <w:lsdException w:name="heading 9" w:semiHidden="1" w:uiPriority="9" w:unhideWhenUsed="1" w:qFormat="1"/>
     <w:lsdException w:name="index 1" w:semiHidden="1" w:unhideWhenUsed="1"/>
     <w:lsdException w:name="index 2" w:semiHidden="1" w:unhideWhenUsed="1"/>
     <w:lsdException w:name="index 3" w:semiHidden="1" w:unhideWhenUsed="1"/>
@@ -920,22 +483,22 @@
     <w:lsdException w:name="index 7" w:semiHidden="1" w:unhideWhenUsed="1"/>
     <w:lsdException w:name="index 8" w:semiHidden="1" w:unhideWhenUsed="1"/>
     <w:lsdException w:name="index 9" w:semiHidden="1" w:unhideWhenUsed="1"/>
-    <w:lsdException w:name="toc 1" w:uiPriority="39" w:semiHidden="1" w:unhideWhenUsed="1"/>
-    <w:lsdException w:name="toc 2" w:uiPriority="39" w:semiHidden="1" w:unhideWhenUsed="1"/>
-    <w:lsdException w:name="toc 3" w:uiPriority="39" w:semiHidden="1" w:unhideWhenUsed="1"/>
-    <w:lsdException w:name="toc 4" w:uiPriority="39" w:semiHidden="1" w:unhideWhenUsed="1"/>
-    <w:lsdException w:name="toc 5" w:uiPriority="39" w:semiHidden="1" w:unhideWhenUsed="1"/>
-    <w:lsdException w:name="toc 6" w:uiPriority="39" w:semiHidden="1" w:unhideWhenUsed="1"/>
-    <w:lsdException w:name="toc 7" w:uiPriority="39" w:semiHidden="1" w:unhideWhenUsed="1"/>
-    <w:lsdException w:name="toc 8" w:uiPriority="39" w:semiHidden="1" w:unhideWhenUsed="1"/>
-    <w:lsdException w:name="toc 9" w:uiPriority="39" w:semiHidden="1" w:unhideWhenUsed="1"/>
+    <w:lsdException w:name="toc 1" w:semiHidden="1" w:uiPriority="39" w:unhideWhenUsed="1"/>
+    <w:lsdException w:name="toc 2" w:semiHidden="1" w:uiPriority="39" w:unhideWhenUsed="1"/>
+    <w:lsdException w:name="toc 3" w:semiHidden="1" w:uiPriority="39" w:unhideWhenUsed="1"/>
+    <w:lsdException w:name="toc 4" w:semiHidden="1" w:uiPriority="39" w:unhideWhenUsed="1"/>
+    <w:lsdException w:name="toc 5" w:semiHidden="1" w:uiPriority="39" w:unhideWhenUsed="1"/>
+    <w:lsdException w:name="toc 6" w:semiHidden="1" w:uiPriority="39" w:unhideWhenUsed="1"/>
+    <w:lsdException w:name="toc 7" w:semiHidden="1" w:uiPriority="39" w:unhideWhenUsed="1"/>
+    <w:lsdException w:name="toc 8" w:semiHidden="1" w:uiPriority="39" w:unhideWhenUsed="1"/>
+    <w:lsdException w:name="toc 9" w:semiHidden="1" w:uiPriority="39" w:unhideWhenUsed="1"/>
     <w:lsdException w:name="Normal Indent" w:semiHidden="1" w:unhideWhenUsed="1"/>
     <w:lsdException w:name="footnote text" w:semiHidden="1" w:unhideWhenUsed="1"/>
     <w:lsdException w:name="annotation text" w:semiHidden="1" w:unhideWhenUsed="1"/>
     <w:lsdException w:name="header" w:semiHidden="1" w:unhideWhenUsed="1"/>
     <w:lsdException w:name="footer" w:semiHidden="1" w:unhideWhenUsed="1"/>
     <w:lsdException w:name="index heading" w:semiHidden="1" w:unhideWhenUsed="1"/>
-    <w:lsdException w:name="caption" w:uiPriority="35" w:semiHidden="1" w:unhideWhenUsed="1" w:qFormat="1"/>
+    <w:lsdException w:name="caption" w:semiHidden="1" w:uiPriority="35" w:unhideWhenUsed="1" w:qFormat="1"/>
     <w:lsdException w:name="table of figures" w:semiHidden="1" w:unhideWhenUsed="1"/>
     <w:lsdException w:name="envelope address" w:semiHidden="1" w:unhideWhenUsed="1"/>
     <w:lsdException w:name="envelope return" w:semiHidden="1" w:unhideWhenUsed="1"/>
@@ -966,7 +529,7 @@
     <w:lsdException w:name="Title" w:uiPriority="10" w:qFormat="1"/>
     <w:lsdException w:name="Closing" w:semiHidden="1" w:unhideWhenUsed="1"/>
     <w:lsdException w:name="Signature" w:semiHidden="1" w:unhideWhenUsed="1"/>
-    <w:lsdException w:name="Default Paragraph Font" w:uiPriority="1" w:semiHidden="1" w:unhideWhenUsed="1"/>
+    <w:lsdException w:name="Default Paragraph Font" w:semiHidden="1" w:uiPriority="1" w:unhideWhenUsed="1"/>
     <w:lsdException w:name="Body Text" w:semiHidden="1" w:unhideWhenUsed="1"/>
     <w:lsdException w:name="Body Text Indent" w:semiHidden="1" w:unhideWhenUsed="1"/>
     <w:lsdException w:name="List Continue" w:semiHidden="1" w:unhideWhenUsed="1"/>
@@ -1166,8 +729,8 @@
     <w:lsdException w:name="Subtle Reference" w:uiPriority="31" w:qFormat="1"/>
     <w:lsdException w:name="Intense Reference" w:uiPriority="32" w:qFormat="1"/>
     <w:lsdException w:name="Book Title" w:uiPriority="33" w:qFormat="1"/>
-    <w:lsdException w:name="Bibliography" w:uiPriority="37" w:semiHidden="1" w:unhideWhenUsed="1"/>
-    <w:lsdException w:name="TOC Heading" w:uiPriority="39" w:semiHidden="1" w:unhideWhenUsed="1" w:qFormat="1"/>
+    <w:lsdException w:name="Bibliography" w:semiHidden="1" w:uiPriority="37" w:unhideWhenUsed="1"/>
+    <w:lsdException w:name="TOC Heading" w:semiHidden="1" w:uiPriority="39" w:unhideWhenUsed="1" w:qFormat="1"/>
     <w:lsdException w:name="Plain Table 1" w:uiPriority="41"/>
     <w:lsdException w:name="Plain Table 2" w:uiPriority="42"/>
     <w:lsdException w:name="Plain Table 3" w:uiPriority="43"/>
@@ -1272,18 +835,23 @@
     <w:lsdException w:name="List Table 5 Dark Accent 6" w:uiPriority="50"/>
     <w:lsdException w:name="List Table 6 Colorful Accent 6" w:uiPriority="51"/>
     <w:lsdException w:name="List Table 7 Colorful Accent 6" w:uiPriority="52"/>
+    <w:lsdException w:name="Mention" w:semiHidden="1" w:unhideWhenUsed="1"/>
+    <w:lsdException w:name="Smart Hyperlink" w:semiHidden="1" w:unhideWhenUsed="1"/>
+    <w:lsdException w:name="Hashtag" w:semiHidden="1" w:unhideWhenUsed="1"/>
+    <w:lsdException w:name="Unresolved Mention" w:semiHidden="1" w:unhideWhenUsed="1"/>
+    <w:lsdException w:name="Smart Link" w:semiHidden="1" w:unhideWhenUsed="1"/>
   </w:latentStyles>
-  <w:style w:type="paragraph" w:styleId="Normal" w:default="1">
+  <w:style w:type="paragraph" w:default="1" w:styleId="Normal">
     <w:name w:val="Normal"/>
     <w:qFormat/>
   </w:style>
-  <w:style w:type="character" w:styleId="DefaultParagraphFont" w:default="1">
+  <w:style w:type="character" w:default="1" w:styleId="DefaultParagraphFont">
     <w:name w:val="Default Paragraph Font"/>
     <w:uiPriority w:val="1"/>
     <w:semiHidden/>
     <w:unhideWhenUsed/>
   </w:style>
-  <w:style w:type="table" w:styleId="TableNormal" w:default="1">
+  <w:style w:type="table" w:default="1" w:styleId="TableNormal">
     <w:name w:val="Normal Table"/>
     <w:uiPriority w:val="99"/>
     <w:semiHidden/>
@@ -1298,28 +866,27 @@
       </w:tblCellMar>
     </w:tblPr>
   </w:style>
-  <w:style w:type="numbering" w:styleId="NoList" w:default="1">
+  <w:style w:type="numbering" w:default="1" w:styleId="NoList">
     <w:name w:val="No List"/>
     <w:uiPriority w:val="99"/>
     <w:semiHidden/>
     <w:unhideWhenUsed/>
   </w:style>
   <w:style w:type="paragraph" w:styleId="ListParagraph">
-    <w:uiPriority w:val="34"/>
     <w:name w:val="List Paragraph"/>
     <w:basedOn w:val="Normal"/>
+    <w:uiPriority w:val="34"/>
     <w:qFormat/>
     <w:rsid w:val="62CE64CB"/>
     <w:pPr>
-      <w:spacing/>
       <w:ind w:left="720"/>
       <w:contextualSpacing/>
     </w:pPr>
   </w:style>
   <w:style w:type="character" w:styleId="Hyperlink">
-    <w:uiPriority w:val="99"/>
     <w:name w:val="Hyperlink"/>
     <w:basedOn w:val="DefaultParagraphFont"/>
+    <w:uiPriority w:val="99"/>
     <w:unhideWhenUsed/>
     <w:rsid w:val="62CE64CB"/>
     <w:rPr>
@@ -1331,7 +898,7 @@
 </file>
 
 <file path=word/theme/theme1.xml><?xml version="1.0" encoding="utf-8"?>
-<a:theme xmlns:thm15="http://schemas.microsoft.com/office/thememl/2012/main" xmlns:a="http://schemas.openxmlformats.org/drawingml/2006/main" name="Office Theme">
+<a:theme xmlns:a="http://schemas.openxmlformats.org/drawingml/2006/main" name="Office Theme">
   <a:themeElements>
     <a:clrScheme name="Office">
       <a:dk1>
